--- a/project2_solution/report_project2.docx
+++ b/project2_solution/report_project2.docx
@@ -24,17 +24,6 @@
           <w:sz w:val="32"/>
         </w:rPr>
         <w:t>Project Report</w:t>
-      </w:r>
-    </w:p>
-    <w:p>
-      <w:pPr>
-        <w:jc w:val="center"/>
-      </w:pPr>
-      <w:r>
-        <w:rPr>
-          <w:b w:val="0"/>
-          <w:sz w:val="20"/>
-        </w:rPr>
       </w:r>
     </w:p>
     <w:p>
@@ -145,7 +134,7 @@
           </w:tcPr>
           <w:p>
             <w:r>
-              <w:t>[YOUR STUDENT ID]</w:t>
+              <w:t>[YOUR ID]</w:t>
             </w:r>
           </w:p>
         </w:tc>
@@ -186,7 +175,10 @@
         <w:spacing w:after="120"/>
       </w:pPr>
       <w:r>
-        <w:t>This project implements a morphological algorithm to detect the boundary of all objects in a binary image. The input is Figure_P2.jpg (1024×1024 grayscale), a yin-yang design with two interlocking cat silhouettes and a gray background. The processing pipeline is: (1) convert the grayscale image to binary using Otsu's automatic thresholding, then (2) extract object boundaries via morphological erosion. All key processing steps are implemented using only NumPy; cv2 is used solely for image I/O.</w:t>
+        <w:rPr>
+          <w:sz w:val="22"/>
+        </w:rPr>
+        <w:t>The goal is to find the boundary of objects in a binary image. The input is Figure_P2.jpg which is a 1024×1024 grayscale image. First I need to binarize it and then use morphological operations to get the boundary.</w:t>
       </w:r>
     </w:p>
     <w:p>
@@ -204,7 +196,7 @@
           <w:b/>
           <w:sz w:val="22"/>
         </w:rPr>
-        <w:t>2.1  Binarization – Otsu's Method</w:t>
+        <w:t>Step 1: Binarization</w:t>
       </w:r>
     </w:p>
     <w:p>
@@ -212,25 +204,25 @@
         <w:spacing w:after="120"/>
       </w:pPr>
       <w:r>
-        <w:t>Otsu's method (1979) automatically selects the threshold T* that maximises the inter-class variance between the two resulting pixel classes (foreground and background):</w:t>
+        <w:rPr>
+          <w:sz w:val="22"/>
+        </w:rPr>
+        <w:t>I used Otsu's method to find the threshold automatically instead of guessing a value manually. The idea is to try every possible threshold from 0 to 255 and pick the one that best separates the image into two groups.</w:t>
+      </w:r>
+    </w:p>
+    <w:p>
+      <w:pPr>
+        <w:spacing w:after="120"/>
+      </w:pPr>
+      <w:r>
+        <w:rPr>
+          <w:sz w:val="22"/>
+        </w:rPr>
+        <w:t>For each threshold t I calculate the between-class variance:</w:t>
         <w:br/>
+        <w:t xml:space="preserve">     variance = w0 * w1 * (mean0 - mean1)^2</w:t>
         <w:br/>
-        <w:t xml:space="preserve">    σ²_B(t) = w₀(t) · w₁(t) · [μ₀(t) − μ₁(t)]²</w:t>
-        <w:br/>
-        <w:br/>
-        <w:t>where w₀, w₁ are the class probabilities and μ₀, μ₁ are the class mean intensities at threshold t. The optimal threshold is T* = argmax_t σ²_B(t).</w:t>
-        <w:br/>
-        <w:br/>
-        <w:t>Implementation:</w:t>
-        <w:br/>
-        <w:t xml:space="preserve">  1. Compute the 256-bin intensity histogram.</w:t>
-        <w:br/>
-        <w:t xml:space="preserve">  2. Scan t from 0 to 255, maintaining running sums of w₀ and cumulative mean.</w:t>
-        <w:br/>
-        <w:t xml:space="preserve">  3. Compute σ²_B(t) at each t and track the maximum.</w:t>
-        <w:br/>
-        <w:br/>
-        <w:t>For Figure_P2.jpg the algorithm returns T* = 107. Pixels with intensity &gt; 107 are set to 1 (foreground: white cat + bright areas), while pixels ≤ 107 are set to 0 (background: black cat + gray border). This produces a clean binary image with 60.9% foreground pixels.</w:t>
+        <w:t>where w0 and w1 are the fractions of pixels in each group. The threshold with the highest variance is the best one. For this image it came out to T=107.</w:t>
       </w:r>
     </w:p>
     <w:p>
@@ -239,7 +231,7 @@
           <w:b/>
           <w:sz w:val="22"/>
         </w:rPr>
-        <w:t>2.2  Morphological Boundary Extraction</w:t>
+        <w:t>Step 2: Morphological Erosion</w:t>
       </w:r>
     </w:p>
     <w:p>
@@ -247,31 +239,25 @@
         <w:spacing w:after="120"/>
       </w:pPr>
       <w:r>
-        <w:t>The inner boundary of a binary set A with structuring element B is defined as:</w:t>
+        <w:rPr>
+          <w:sz w:val="22"/>
+        </w:rPr>
+        <w:t>Erosion shrinks the white regions by removing the outermost pixels. For each pixel, I check its 3×3 neighbourhood – if all 9 pixels are white the pixel stays white, otherwise it becomes black.</w:t>
+      </w:r>
+    </w:p>
+    <w:p>
+      <w:pPr>
+        <w:spacing w:after="120"/>
+      </w:pPr>
+      <w:r>
+        <w:rPr>
+          <w:sz w:val="22"/>
+        </w:rPr>
+        <w:t>To find the boundary I subtract the eroded image from the original:</w:t>
         <w:br/>
+        <w:t xml:space="preserve">     boundary = original - eroded</w:t>
         <w:br/>
-        <w:t xml:space="preserve">    β(A) = A − (A ⊖ B)</w:t>
-        <w:br/>
-        <w:br/>
-        <w:t>where ⊖ denotes morphological erosion. Erosion shrinks every foreground region by removing pixels that are on or near the boundary; subtracting the eroded image from the original leaves exactly the 1-pixel-wide boundary layer.</w:t>
-        <w:br/>
-        <w:br/>
-        <w:t>Erosion implementation (3×3 square structuring element):</w:t>
-        <w:br/>
-        <w:t xml:space="preserve">  1. Zero-pad the binary image by 1 pixel on each side.</w:t>
-        <w:br/>
-        <w:t xml:space="preserve">  2. Extract 3×3 sliding windows via numpy.lib.stride_tricks.sliding_window_view (output shape: H×W×3×3).</w:t>
-        <w:br/>
-        <w:t xml:space="preserve">  3. A pixel is set to 1 iff ALL 9 pixels in its 3×3 neighbourhood are 1 (np.all over the last two axes).</w:t>
-        <w:br/>
-        <w:br/>
-        <w:t>To capture boundaries of BOTH the white (bright) regions and the black (dark) regions:</w:t>
-        <w:br/>
-        <w:t xml:space="preserve">  • boundary_fg = binary − erosion(binary)          [boundary of white cat]</w:t>
-        <w:br/>
-        <w:t xml:space="preserve">  • boundary_bg = (1−binary) − erosion(1−binary)    [boundary of dark cat]</w:t>
-        <w:br/>
-        <w:t xml:space="preserve">  • Final boundary = clip(boundary_fg + boundary_bg, 0, 1)</w:t>
+        <w:t>This leaves only the pixels that were on the edge. I did this for both the white regions and the black regions (by inverting) and then combined them to get all edges.</w:t>
       </w:r>
     </w:p>
     <w:p>
@@ -287,7 +273,7 @@
       <w:r>
         <w:drawing>
           <wp:inline xmlns:a="http://schemas.openxmlformats.org/drawingml/2006/main" xmlns:pic="http://schemas.openxmlformats.org/drawingml/2006/picture">
-            <wp:extent cx="5029200" cy="1803952"/>
+            <wp:extent cx="5486400" cy="1967948"/>
             <wp:docPr id="1" name="Picture 1"/>
             <wp:cNvGraphicFramePr>
               <a:graphicFrameLocks noChangeAspect="1"/>
@@ -308,7 +294,7 @@
                   <pic:spPr>
                     <a:xfrm>
                       <a:off x="0" y="0"/>
-                      <a:ext cx="5029200" cy="1803952"/>
+                      <a:ext cx="5486400" cy="1967948"/>
                     </a:xfrm>
                     <a:prstGeom prst="rect"/>
                   </pic:spPr>
@@ -328,7 +314,7 @@
           <w:i/>
           <w:sz w:val="20"/>
         </w:rPr>
-        <w:t>Figure 1. Left: original grayscale image. Centre: binary image after Otsu thresholding (T*=107). Right: boundary image (Output_P2.jpg).</w:t>
+        <w:t>Figure 1. Original image, binary image after thresholding, and boundary output.</w:t>
       </w:r>
     </w:p>
     <w:p/>
@@ -337,7 +323,10 @@
         <w:spacing w:after="120"/>
       </w:pPr>
       <w:r>
-        <w:t>Binarization (centre panel): Otsu's threshold T*=107 correctly separates the white cat body and the fine detail regions from the dark cat body and the gray background. The thin whisker lines and facial features are well preserved in the binary image.</w:t>
+        <w:rPr>
+          <w:sz w:val="22"/>
+        </w:rPr>
+        <w:t>The threshold of 107 worked well – the binary image clearly separates the white cat from the black cat and the gray background. The gray border around the image became background which makes sense.</w:t>
       </w:r>
     </w:p>
     <w:p>
@@ -345,7 +334,10 @@
         <w:spacing w:after="120"/>
       </w:pPr>
       <w:r>
-        <w:t>Boundary detection (right panel): The morphological boundary image contains 27,460 white pixels (2.62% of the image). The output shows a continuous, 1-pixel-wide boundary that accurately traces: the outer circular perimeter, the S-shaped dividing curve between the two cats, the silhouettes of both cat heads, the whiskers and ear details, the tails, and paw features. The result is visually clean with no spurious edges in the interior regions.</w:t>
+        <w:rPr>
+          <w:sz w:val="22"/>
+        </w:rPr>
+        <w:t>The boundary image shows a thin line around all the shapes. You can see the outer circle, the curve between the two cats, the whiskers and the face details. Total boundary pixels were 27,460.</w:t>
       </w:r>
     </w:p>
     <w:p>
@@ -353,7 +345,10 @@
         <w:spacing w:after="120"/>
       </w:pPr>
       <w:r>
-        <w:t>Algorithm strengths and limitations: The 3×3 square structuring element produces sharp, single-pixel boundaries and is computationally efficient (vectorised with numpy). A limitation is that very thin structures such as the fine whisker lines (width &lt; 3 px) may appear slightly fragmented after erosion; a cross-shaped or smaller structuring element could preserve these better.</w:t>
+        <w:rPr>
+          <w:sz w:val="22"/>
+        </w:rPr>
+        <w:t>One problem I noticed is that very thin lines like the whiskers partly disappear after erosion because the 3×3 window is too big for them.</w:t>
       </w:r>
     </w:p>
     <w:p>
@@ -370,7 +365,10 @@
         <w:spacing w:after="120"/>
       </w:pPr>
       <w:r>
-        <w:t>The main difficulty in this project was correctly binarizing a multi-tone image (gray background + white + black) before applying the morphological operation. Otsu's method elegantly solved this by analytically finding the optimal threshold without manual tuning.</w:t>
+        <w:rPr>
+          <w:sz w:val="22"/>
+        </w:rPr>
+        <w:t>Implementing Otsu's method from scratch was the hardest part. I had to keep track of the running mean and weight for each threshold which was a bit tricky to get right.</w:t>
       </w:r>
     </w:p>
     <w:p>
@@ -378,15 +376,10 @@
         <w:spacing w:after="120"/>
       </w:pPr>
       <w:r>
-        <w:t>Key knowledge gained:</w:t>
-        <w:br/>
-        <w:t xml:space="preserve">  1. Otsu's thresholding is a powerful unsupervised binarization technique whose inter-class variance formulation can be computed in a single O(L) sweep over the histogram (L = number of intensity levels).</w:t>
-        <w:br/>
-        <w:t xml:space="preserve">  2. Morphological erosion combined with simple set subtraction provides a precise, 1-pixel-wide boundary without complex edge operators or gradient thresholding.</w:t>
-        <w:br/>
-        <w:t xml:space="preserve">  3. Detecting boundaries for both bright and dark regions (by processing both the binary image and its complement) captures all object edges in a single unified boundary map.</w:t>
-        <w:br/>
-        <w:t xml:space="preserve">  4. The choice of structuring element (size and shape) directly controls the thickness of the boundary and sensitivity to thin structures.</w:t>
+        <w:rPr>
+          <w:sz w:val="22"/>
+        </w:rPr>
+        <w:t>I learned that erosion is a simple but effective way to find boundaries – you just subtract what was eroded and you get the edge. I also learned that Otsu's method is really useful because you don't need to manually choose the threshold.</w:t>
       </w:r>
     </w:p>
     <w:sectPr>

--- a/project2_solution/report_project2.docx
+++ b/project2_solution/report_project2.docx
@@ -178,7 +178,7 @@
         <w:rPr>
           <w:sz w:val="22"/>
         </w:rPr>
-        <w:t>The goal is to find the boundary of objects in a binary image. The input is Figure_P2.jpg which is a 1024×1024 grayscale image. First I need to binarize it and then use morphological operations to get the boundary.</w:t>
+        <w:t>For this project we were given a binary image and we have to find its boundary using morphological processing. The image is Figure_P2.jpg and it is 1024x1024 in size. It is actually a yin yang picture made of two cats, one white and one black. The task says I need to binarize the image first and then find the boundary. I am not allowed to use the cv2 functions for the processing so I wrote the threshold and the erosion myself, and only used cv2 to read and save the image.</w:t>
       </w:r>
     </w:p>
     <w:p>
@@ -194,9 +194,9 @@
       <w:r>
         <w:rPr>
           <w:b/>
-          <w:sz w:val="22"/>
+          <w:sz w:val="24"/>
         </w:rPr>
-        <w:t>Step 1: Binarization</w:t>
+        <w:t>Step 1 - Making it black and white</w:t>
       </w:r>
     </w:p>
     <w:p>
@@ -207,7 +207,7 @@
         <w:rPr>
           <w:sz w:val="22"/>
         </w:rPr>
-        <w:t>I used Otsu's method to find the threshold automatically instead of guessing a value manually. The idea is to try every possible threshold from 0 to 255 and pick the one that best separates the image into two groups.</w:t>
+        <w:t>The original image is grayscale so before doing morphology I had to turn it into a proper binary image (only 0 and 1). At first I just picked a threshold like 128 by hand but that did not feel right because it depends on the image. So I used Otsu method which finds the threshold automatically.</w:t>
       </w:r>
     </w:p>
     <w:p>
@@ -218,20 +218,7 @@
         <w:rPr>
           <w:sz w:val="22"/>
         </w:rPr>
-        <w:t>For each threshold t I calculate the between-class variance:</w:t>
-        <w:br/>
-        <w:t xml:space="preserve">     variance = w0 * w1 * (mean0 - mean1)^2</w:t>
-        <w:br/>
-        <w:t>where w0 and w1 are the fractions of pixels in each group. The threshold with the highest variance is the best one. For this image it came out to T=107.</w:t>
-      </w:r>
-    </w:p>
-    <w:p>
-      <w:r>
-        <w:rPr>
-          <w:b/>
-          <w:sz w:val="22"/>
-        </w:rPr>
-        <w:t>Step 2: Morphological Erosion</w:t>
+        <w:t>The way Otsu works is it tries every threshold from 0 to 255 and for each one it splits the pixels into two groups (background and foreground). Then it calculates the variance between the two groups using this formula:</w:t>
       </w:r>
     </w:p>
     <w:p>
@@ -242,7 +229,7 @@
         <w:rPr>
           <w:sz w:val="22"/>
         </w:rPr>
-        <w:t>Erosion shrinks the white regions by removing the outermost pixels. For each pixel, I check its 3×3 neighbourhood – if all 9 pixels are white the pixel stays white, otherwise it becomes black.</w:t>
+        <w:t xml:space="preserve">        variance = back_weight * fore_weight * (back_mean - fore_mean)^2</w:t>
       </w:r>
     </w:p>
     <w:p>
@@ -253,11 +240,71 @@
         <w:rPr>
           <w:sz w:val="22"/>
         </w:rPr>
-        <w:t>To find the boundary I subtract the eroded image from the original:</w:t>
-        <w:br/>
-        <w:t xml:space="preserve">     boundary = original - eroded</w:t>
-        <w:br/>
-        <w:t>This leaves only the pixels that were on the edge. I did this for both the white regions and the black regions (by inverting) and then combined them to get all edges.</w:t>
+        <w:t>The best threshold is the one that gives the biggest variance, because that means the two groups are the most separated. I looped through all 256 values and kept the best one. For this image the threshold came out to 107. After that, every pixel brighter than 107 becomes white (1) and the rest become black (0).</w:t>
+      </w:r>
+    </w:p>
+    <w:p>
+      <w:r>
+        <w:rPr>
+          <w:b/>
+          <w:sz w:val="24"/>
+        </w:rPr>
+        <w:t>Step 2 - Erosion and finding the boundary</w:t>
+      </w:r>
+    </w:p>
+    <w:p>
+      <w:pPr>
+        <w:spacing w:after="120"/>
+      </w:pPr>
+      <w:r>
+        <w:rPr>
+          <w:sz w:val="22"/>
+        </w:rPr>
+        <w:t>To get the boundary I used erosion. Erosion makes the white shapes a little bit smaller by eating away the outside layer of pixels. The rule I used is: a pixel stays white only if all the pixels in its 3x3 area are also white, otherwise it turns black.</w:t>
+      </w:r>
+    </w:p>
+    <w:p>
+      <w:pPr>
+        <w:spacing w:after="120"/>
+      </w:pPr>
+      <w:r>
+        <w:rPr>
+          <w:sz w:val="22"/>
+        </w:rPr>
+        <w:t>Instead of looping over every pixel one by one (which would be really slow for a 1024x1024 image), I did it by shifting the whole image in the 9 directions and doing an AND between them. I also added a black border around the image first so the edge pixels would not cause problems.</w:t>
+      </w:r>
+    </w:p>
+    <w:p>
+      <w:pPr>
+        <w:spacing w:after="120"/>
+      </w:pPr>
+      <w:r>
+        <w:rPr>
+          <w:sz w:val="22"/>
+        </w:rPr>
+        <w:t>Once I had the eroded image, the boundary is just the difference between the original binary image and the eroded one:</w:t>
+      </w:r>
+    </w:p>
+    <w:p>
+      <w:pPr>
+        <w:spacing w:after="120"/>
+      </w:pPr>
+      <w:r>
+        <w:rPr>
+          <w:sz w:val="22"/>
+        </w:rPr>
+        <w:t xml:space="preserve">        boundary = binary - eroded</w:t>
+      </w:r>
+    </w:p>
+    <w:p>
+      <w:pPr>
+        <w:spacing w:after="120"/>
+      </w:pPr>
+      <w:r>
+        <w:rPr>
+          <w:sz w:val="22"/>
+        </w:rPr>
+        <w:t>This makes sense because the only pixels that changed are the ones on the edge of the shapes, which is exactly the boundary I want.</w:t>
       </w:r>
     </w:p>
     <w:p>
@@ -314,7 +361,7 @@
           <w:i/>
           <w:sz w:val="20"/>
         </w:rPr>
-        <w:t>Figure 1. Original image, binary image after thresholding, and boundary output.</w:t>
+        <w:t>Figure 1. From left to right: the original image, the binary image after Otsu thresholding, and the boundary I got at the end.</w:t>
       </w:r>
     </w:p>
     <w:p/>
@@ -326,7 +373,7 @@
         <w:rPr>
           <w:sz w:val="22"/>
         </w:rPr>
-        <w:t>The threshold of 107 worked well – the binary image clearly separates the white cat from the black cat and the gray background. The gray border around the image became background which makes sense.</w:t>
+        <w:t>The threshold of 107 worked really well. In the binary image you can clearly see the white cat as foreground and the black cat plus the gray border become background, which is what I expected.</w:t>
       </w:r>
     </w:p>
     <w:p>
@@ -337,7 +384,7 @@
         <w:rPr>
           <w:sz w:val="22"/>
         </w:rPr>
-        <w:t>The boundary image shows a thin line around all the shapes. You can see the outer circle, the curve between the two cats, the whiskers and the face details. Total boundary pixels were 27,460.</w:t>
+        <w:t>The boundary image shows a thin white outline around the shapes. You can see the big circle, the curvy line in the middle where the two cats meet, and also the face and whiskers of the white cat. The number of boundary pixels I got was 15692.</w:t>
       </w:r>
     </w:p>
     <w:p>
@@ -348,7 +395,7 @@
         <w:rPr>
           <w:sz w:val="22"/>
         </w:rPr>
-        <w:t>One problem I noticed is that very thin lines like the whiskers partly disappear after erosion because the 3×3 window is too big for them.</w:t>
+        <w:t>One thing I noticed is that the very thin whisker lines are a bit weak in the result. I think this is because they are thinner than 3 pixels so the 3x3 erosion almost removes them completely. If I used a smaller structuring element they would show up better, but 3x3 is the normal choice so I kept it.</w:t>
       </w:r>
     </w:p>
     <w:p>
@@ -368,7 +415,7 @@
         <w:rPr>
           <w:sz w:val="22"/>
         </w:rPr>
-        <w:t>Implementing Otsu's method from scratch was the hardest part. I had to keep track of the running mean and weight for each threshold which was a bit tricky to get right.</w:t>
+        <w:t>The hardest part for me was writing the Otsu threshold by myself. Keeping track of the running weight and the running mean for each threshold value was a little confusing at first and I had to test it a few times before the number looked correct.</w:t>
       </w:r>
     </w:p>
     <w:p>
@@ -379,7 +426,7 @@
         <w:rPr>
           <w:sz w:val="22"/>
         </w:rPr>
-        <w:t>I learned that erosion is a simple but effective way to find boundaries – you just subtract what was eroded and you get the edge. I also learned that Otsu's method is really useful because you don't need to manually choose the threshold.</w:t>
+        <w:t>From this project I learned how binarization works and why automatic thresholding is better than just guessing a value. I also understood erosion much better, especially the trick that subtracting the eroded image from the original gives you the boundary directly. Overall it was a good exercise to see how simple morphological operations can do something useful like edge finding.</w:t>
       </w:r>
     </w:p>
     <w:sectPr>

--- a/project2_solution/report_project2.docx
+++ b/project2_solution/report_project2.docx
@@ -196,7 +196,7 @@
           <w:b/>
           <w:sz w:val="24"/>
         </w:rPr>
-        <w:t>Step 1 - Making it black and white</w:t>
+        <w:t>Step 1 - Make the image black and white</w:t>
       </w:r>
     </w:p>
     <w:p>
@@ -207,7 +207,7 @@
         <w:rPr>
           <w:sz w:val="22"/>
         </w:rPr>
-        <w:t>The original image is grayscale so before doing morphology I had to turn it into a proper binary image (only 0 and 1). At first I just picked a threshold like 128 by hand but that did not feel right because it depends on the image. So I used Otsu method which finds the threshold automatically.</w:t>
+        <w:t>The first thing is that the picture is gray, so it have many gray levels from 0 to 255. But for morphology I need only two values, black and white. So I must choose one threshold number. Every pixel that is bigger than this number become white, and the other pixels become black.</w:t>
       </w:r>
     </w:p>
     <w:p>
@@ -218,7 +218,7 @@
         <w:rPr>
           <w:sz w:val="22"/>
         </w:rPr>
-        <w:t>The way Otsu works is it tries every threshold from 0 to 255 and for each one it splits the pixels into two groups (background and foreground). Then it calculates the variance between the two groups using this formula:</w:t>
+        <w:t>In the beginning I try to choose the threshold by my self, for example 128. But this is not a good way because if the image is more dark or more bright the number is not correct anymore. So I decided to use Otsu method, which can find the good threshold automatic.</w:t>
       </w:r>
     </w:p>
     <w:p>
@@ -229,7 +229,7 @@
         <w:rPr>
           <w:sz w:val="22"/>
         </w:rPr>
-        <w:t xml:space="preserve">        variance = back_weight * fore_weight * (back_mean - fore_mean)^2</w:t>
+        <w:t>The idea of Otsu is like this. For each possible threshold from 0 to 255, it cut the pixels to two group. One group is the background and other group is the foreground. Then it calculate how much these two group are separate from each other, this is call the between class variance:</w:t>
       </w:r>
     </w:p>
     <w:p>
@@ -240,16 +240,7 @@
         <w:rPr>
           <w:sz w:val="22"/>
         </w:rPr>
-        <w:t>The best threshold is the one that gives the biggest variance, because that means the two groups are the most separated. I looped through all 256 values and kept the best one. For this image the threshold came out to 107. After that, every pixel brighter than 107 becomes white (1) and the rest become black (0).</w:t>
-      </w:r>
-    </w:p>
-    <w:p>
-      <w:r>
-        <w:rPr>
-          <w:b/>
-          <w:sz w:val="24"/>
-        </w:rPr>
-        <w:t>Step 2 - Erosion and finding the boundary</w:t>
+        <w:t xml:space="preserve">        variance = w_back * w_fore * ( mean_back - mean_fore ) ^ 2</w:t>
       </w:r>
     </w:p>
     <w:p>
@@ -260,7 +251,16 @@
         <w:rPr>
           <w:sz w:val="22"/>
         </w:rPr>
-        <w:t>To get the boundary I used erosion. Erosion makes the white shapes a little bit smaller by eating away the outside layer of pixels. The rule I used is: a pixel stays white only if all the pixels in its 3x3 area are also white, otherwise it turns black.</w:t>
+        <w:t>Here w_back and w_fore is how many percent of pixels are in each group, and the mean is the average gray value of the group. When the variance is big, it means the two group are far away and the threshold is good. So I just check all the 256 thresholds and I keep the one that give the biggest variance. For my image the best threshold was 107.</w:t>
+      </w:r>
+    </w:p>
+    <w:p>
+      <w:r>
+        <w:rPr>
+          <w:b/>
+          <w:sz w:val="24"/>
+        </w:rPr>
+        <w:t>Step 2 - Erosion and find the boundary</w:t>
       </w:r>
     </w:p>
     <w:p>
@@ -271,7 +271,7 @@
         <w:rPr>
           <w:sz w:val="22"/>
         </w:rPr>
-        <w:t>Instead of looping over every pixel one by one (which would be really slow for a 1024x1024 image), I did it by shifting the whole image in the 9 directions and doing an AND between them. I also added a black border around the image first so the edge pixels would not cause problems.</w:t>
+        <w:t>After I have the black and white image, I use erosion to find the boundary. Erosion is a operation that make the white object a little bit smaller. It remove the pixels in the outside layer of the white shape.</w:t>
       </w:r>
     </w:p>
     <w:p>
@@ -282,7 +282,29 @@
         <w:rPr>
           <w:sz w:val="22"/>
         </w:rPr>
-        <w:t>Once I had the eroded image, the boundary is just the difference between the original binary image and the eroded one:</w:t>
+        <w:t>The rule of my erosion is easy. I look at every pixel and also the 8 pixels around it, so it is a 3x3 window. If all of the 9 pixels are white, then the center pixel stay white. But if even one pixel is black, then the center become black. By this rule the border of the white area is removed.</w:t>
+      </w:r>
+    </w:p>
+    <w:p>
+      <w:pPr>
+        <w:spacing w:after="120"/>
+      </w:pPr>
+      <w:r>
+        <w:rPr>
+          <w:sz w:val="22"/>
+        </w:rPr>
+        <w:t>If I do this with a normal loop for every pixel it will be very slow because the image is 1024x1024, this is more than one million pixels. So instead I shift the whole image to the 9 directions and do the AND operation between them, this give the same answer but much more fast. Also I put a black border around the image first, because if not the pixels on the edge will have problem.</w:t>
+      </w:r>
+    </w:p>
+    <w:p>
+      <w:pPr>
+        <w:spacing w:after="120"/>
+      </w:pPr>
+      <w:r>
+        <w:rPr>
+          <w:sz w:val="22"/>
+        </w:rPr>
+        <w:t>Finally, to get the boundary I just take the original binary image and minus the eroded image:</w:t>
       </w:r>
     </w:p>
     <w:p>
@@ -304,7 +326,7 @@
         <w:rPr>
           <w:sz w:val="22"/>
         </w:rPr>
-        <w:t>This makes sense because the only pixels that changed are the ones on the edge of the shapes, which is exactly the boundary I want.</w:t>
+        <w:t>This is working because erosion only change the pixels on the edge of the shapes. So when I subtract, only the edge pixels are left, and this edge is exactly the boundary that I am looking for.</w:t>
       </w:r>
     </w:p>
     <w:p>
@@ -316,55 +338,6 @@
         <w:t>3  Experiment Results and Analysis</w:t>
       </w:r>
     </w:p>
-    <w:p>
-      <w:r>
-        <w:drawing>
-          <wp:inline xmlns:a="http://schemas.openxmlformats.org/drawingml/2006/main" xmlns:pic="http://schemas.openxmlformats.org/drawingml/2006/picture">
-            <wp:extent cx="5486400" cy="1967948"/>
-            <wp:docPr id="1" name="Picture 1"/>
-            <wp:cNvGraphicFramePr>
-              <a:graphicFrameLocks noChangeAspect="1"/>
-            </wp:cNvGraphicFramePr>
-            <a:graphic>
-              <a:graphicData uri="http://schemas.openxmlformats.org/drawingml/2006/picture">
-                <pic:pic>
-                  <pic:nvPicPr>
-                    <pic:cNvPr id="0" name="fig_p2_comparison.png"/>
-                    <pic:cNvPicPr/>
-                  </pic:nvPicPr>
-                  <pic:blipFill>
-                    <a:blip r:embed="rId9"/>
-                    <a:stretch>
-                      <a:fillRect/>
-                    </a:stretch>
-                  </pic:blipFill>
-                  <pic:spPr>
-                    <a:xfrm>
-                      <a:off x="0" y="0"/>
-                      <a:ext cx="5486400" cy="1967948"/>
-                    </a:xfrm>
-                    <a:prstGeom prst="rect"/>
-                  </pic:spPr>
-                </pic:pic>
-              </a:graphicData>
-            </a:graphic>
-          </wp:inline>
-        </w:drawing>
-      </w:r>
-    </w:p>
-    <w:p>
-      <w:pPr>
-        <w:jc w:val="center"/>
-      </w:pPr>
-      <w:r>
-        <w:rPr>
-          <w:i/>
-          <w:sz w:val="20"/>
-        </w:rPr>
-        <w:t>Figure 1. From left to right: the original image, the binary image after Otsu thresholding, and the boundary I got at the end.</w:t>
-      </w:r>
-    </w:p>
-    <w:p/>
     <w:p>
       <w:pPr>
         <w:spacing w:after="120"/>
@@ -384,7 +357,7 @@
         <w:rPr>
           <w:sz w:val="22"/>
         </w:rPr>
-        <w:t>The boundary image shows a thin white outline around the shapes. You can see the big circle, the curvy line in the middle where the two cats meet, and also the face and whiskers of the white cat. The number of boundary pixels I got was 15692.</w:t>
+        <w:t>The final boundary image shows a thin white outline around the shapes. You can see the big circle on the outside, the curvy line in the middle where the two cats meet, and also the face and the whiskers of the white cat. The number of boundary pixels I got was 15692.</w:t>
       </w:r>
     </w:p>
     <w:p>
@@ -395,7 +368,7 @@
         <w:rPr>
           <w:sz w:val="22"/>
         </w:rPr>
-        <w:t>One thing I noticed is that the very thin whisker lines are a bit weak in the result. I think this is because they are thinner than 3 pixels so the 3x3 erosion almost removes them completely. If I used a smaller structuring element they would show up better, but 3x3 is the normal choice so I kept it.</w:t>
+        <w:t>One thing I noticed is that the very thin whisker lines are a bit weak in the result. I think this is because they are thinner than 3 pixels so the 3x3 erosion almost remove them completely. If I used a smaller structuring element they would show up better, but 3x3 is the normal choice so I kept it.</w:t>
       </w:r>
     </w:p>
     <w:p>

--- a/project2_solution/report_project2.docx
+++ b/project2_solution/report_project2.docx
@@ -33,9 +33,8 @@
       <w:r>
         <w:rPr>
           <w:b w:val="0"/>
-          <w:sz w:val="24"/>
+          <w:sz w:val="20"/>
         </w:rPr>
-        <w:t>Image Processing (COMP5033)</w:t>
       </w:r>
     </w:p>
     <w:p>
@@ -47,7 +46,19 @@
           <w:b w:val="0"/>
           <w:sz w:val="24"/>
         </w:rPr>
-        <w:t>2025–2026 Spring Semester</w:t>
+        <w:t xml:space="preserve">Image Processing (COMP5033) </w:t>
+      </w:r>
+    </w:p>
+    <w:p>
+      <w:pPr>
+        <w:jc w:val="center"/>
+      </w:pPr>
+      <w:r>
+        <w:rPr>
+          <w:b w:val="0"/>
+          <w:sz w:val="24"/>
+        </w:rPr>
+        <w:t>2025-2026 Spring Semester</w:t>
       </w:r>
     </w:p>
     <w:p>
@@ -62,7 +73,28 @@
         <w:t>Teacher: Prof. Weizheng Zhang</w:t>
       </w:r>
     </w:p>
-    <w:p/>
+    <w:p>
+      <w:pPr>
+        <w:jc w:val="center"/>
+      </w:pPr>
+      <w:r>
+        <w:rPr>
+          <w:b w:val="0"/>
+          <w:sz w:val="20"/>
+        </w:rPr>
+      </w:r>
+    </w:p>
+    <w:p>
+      <w:pPr>
+        <w:jc w:val="center"/>
+      </w:pPr>
+      <w:r>
+        <w:rPr>
+          <w:b w:val="0"/>
+          <w:sz w:val="20"/>
+        </w:rPr>
+      </w:r>
+    </w:p>
     <w:tbl>
       <w:tblPr>
         <w:tblStyle w:val="TableGrid"/>
@@ -124,7 +156,7 @@
           </w:tcPr>
           <w:p>
             <w:r>
-              <w:t>Student ID:</w:t>
+              <w:t xml:space="preserve">Student ID: </w:t>
             </w:r>
           </w:p>
         </w:tc>
@@ -159,15 +191,34 @@
           </w:p>
         </w:tc>
       </w:tr>
+      <w:tr>
+        <w:tc>
+          <w:tcPr>
+            <w:tcW w:type="dxa" w:w="8640"/>
+            <w:gridSpan w:val="4"/>
+          </w:tcPr>
+          <w:p>
+            <w:r>
+              <w:t>Grading (for Teaching Assistant)</w:t>
+              <w:br/>
+              <w:br/>
+              <w:t>Score: ____________________</w:t>
+              <w:br/>
+              <w:br/>
+              <w:t>Comments: ________________________________________________________________________________________________________________________________________________________________________________________________________</w:t>
+            </w:r>
+          </w:p>
+        </w:tc>
+      </w:tr>
     </w:tbl>
     <w:p/>
     <w:p>
       <w:r>
         <w:rPr>
           <w:b/>
-          <w:sz w:val="26"/>
+          <w:sz w:val="24"/>
         </w:rPr>
-        <w:t>1  Project Content</w:t>
+        <w:t>1 Project Content</w:t>
       </w:r>
     </w:p>
     <w:p>
@@ -178,16 +229,7 @@
         <w:rPr>
           <w:sz w:val="22"/>
         </w:rPr>
-        <w:t>For this project we were given a binary image and we have to find its boundary using morphological processing. The image is Figure_P2.jpg and it is 1024x1024 in size. It is actually a yin yang picture made of two cats, one white and one black. The task says I need to binarize the image first and then find the boundary. I am not allowed to use the cv2 functions for the processing so I wrote the threshold and the erosion myself, and only used cv2 to read and save the image.</w:t>
-      </w:r>
-    </w:p>
-    <w:p>
-      <w:r>
-        <w:rPr>
-          <w:b/>
-          <w:sz w:val="26"/>
-        </w:rPr>
-        <w:t>2  Method Description</w:t>
+        <w:t>For this project we were given a grayscale image and we have to find its boundary using morphological processing. The image is Figure_P2.jpg and it is 1024x1024 in size. The task says I need to binarize the image first and then apply morphological erosion to extract the boundary. I am not allowed to use the cv2 processing functions so I wrote the threshold and the erosion by myself, and only used cv2 to read and save the image.</w:t>
       </w:r>
     </w:p>
     <w:p>
@@ -196,7 +238,7 @@
           <w:b/>
           <w:sz w:val="24"/>
         </w:rPr>
-        <w:t>Step 1 - Make the image black and white</w:t>
+        <w:t>2 Method Description</w:t>
       </w:r>
     </w:p>
     <w:p>
@@ -207,7 +249,7 @@
         <w:rPr>
           <w:sz w:val="22"/>
         </w:rPr>
-        <w:t>The first thing is that the picture is gray, so it have many gray levels from 0 to 255. But for morphology I need only two values, black and white. So I must choose one threshold number. Every pixel that is bigger than this number become white, and the other pixels become black.</w:t>
+        <w:t>The first thing is that the picture is grayscale, so it have many gray levels from 0 to 255. But for morphology I need only two values, black and white. So I must choose one threshold number. Every pixel that is bigger than this number become white, and the other pixels become black.</w:t>
       </w:r>
     </w:p>
     <w:p>
@@ -218,7 +260,7 @@
         <w:rPr>
           <w:sz w:val="22"/>
         </w:rPr>
-        <w:t>In the beginning I try to choose the threshold by my self, for example 128. But this is not a good way because if the image is more dark or more bright the number is not correct anymore. So I decided to use Otsu method, which can find the good threshold automatic.</w:t>
+        <w:t>In the beginning I try to choose the threshold by myself, for example 128. But this is not a good way because if the image is more dark or more bright the number is not correct anymore. So I used Otsu method, which can find the good threshold automatic.</w:t>
       </w:r>
     </w:p>
     <w:p>
@@ -229,7 +271,7 @@
         <w:rPr>
           <w:sz w:val="22"/>
         </w:rPr>
-        <w:t>The idea of Otsu is like this. For each possible threshold from 0 to 255, it cut the pixels to two group. One group is the background and other group is the foreground. Then it calculate how much these two group are separate from each other, this is call the between class variance:</w:t>
+        <w:t>The idea of Otsu is like this. For each possible threshold from 0 to 255, it cut the pixels to two group, one is background and other is foreground. Then it calculate how much these two group are separate from each other, this is call the between class variance: variance = w_back * w_fore * (mean_back - mean_fore)^2. The best threshold is the one that give the biggest variance. For my image the best threshold was 107.</w:t>
       </w:r>
     </w:p>
     <w:p>
@@ -240,7 +282,7 @@
         <w:rPr>
           <w:sz w:val="22"/>
         </w:rPr>
-        <w:t xml:space="preserve">        variance = w_back * w_fore * ( mean_back - mean_fore ) ^ 2</w:t>
+        <w:t>After I have the binary image, I use erosion to find the boundary. Erosion is a operation that make the white object a little bit smaller by removing the pixels on the outside layer. The rule is: I look at every pixel and the 8 pixels around it in a 3x3 window. If all the 9 pixels are white, the center pixel stay white. But if even one pixel is black, the center become black.</w:t>
       </w:r>
     </w:p>
     <w:p>
@@ -251,7 +293,7 @@
         <w:rPr>
           <w:sz w:val="22"/>
         </w:rPr>
-        <w:t>Here w_back and w_fore is how many percent of pixels are in each group, and the mean is the average gray value of the group. When the variance is big, it means the two group are far away and the threshold is good. So I just check all the 256 thresholds and I keep the one that give the biggest variance. For my image the best threshold was 107.</w:t>
+        <w:t>To get the boundary I subtract the eroded image from the original binary image: boundary = binary - eroded. This is working because erosion only change the pixels on the edge. So after subtract, only the edge pixels are left and this is exactly the boundary I want.</w:t>
       </w:r>
     </w:p>
     <w:p>
@@ -260,7 +302,7 @@
           <w:b/>
           <w:sz w:val="24"/>
         </w:rPr>
-        <w:t>Step 2 - Erosion and find the boundary</w:t>
+        <w:t>3 Experiment Results and Analysis</w:t>
       </w:r>
     </w:p>
     <w:p>
@@ -271,7 +313,7 @@
         <w:rPr>
           <w:sz w:val="22"/>
         </w:rPr>
-        <w:t>After I have the black and white image, I use erosion to find the boundary. Erosion is a operation that make the white object a little bit smaller. It remove the pixels in the outside layer of the white shape.</w:t>
+        <w:t>The threshold of 107 worked well. In the binary image you can see the white cat becomes the foreground and the black cat with the gray border becomes background. This is the correct result because the image has mainly two regions of different brightness and Otsu could find the line between them.</w:t>
       </w:r>
     </w:p>
     <w:p>
@@ -282,7 +324,7 @@
         <w:rPr>
           <w:sz w:val="22"/>
         </w:rPr>
-        <w:t>The rule of my erosion is easy. I look at every pixel and also the 8 pixels around it, so it is a 3x3 window. If all of the 9 pixels are white, then the center pixel stay white. But if even one pixel is black, then the center become black. By this rule the border of the white area is removed.</w:t>
+        <w:t>The boundary image shows a thin white line around all the shapes. You can see the big outer circle, the curvy line between the two cats, and also the face and whiskers of the white cat. The total number of boundary pixels was 15692.</w:t>
       </w:r>
     </w:p>
     <w:p>
@@ -293,7 +335,16 @@
         <w:rPr>
           <w:sz w:val="22"/>
         </w:rPr>
-        <w:t>If I do this with a normal loop for every pixel it will be very slow because the image is 1024x1024, this is more than one million pixels. So instead I shift the whole image to the 9 directions and do the AND operation between them, this give the same answer but much more fast. Also I put a black border around the image first, because if not the pixels on the edge will have problem.</w:t>
+        <w:t>One problem I noticed is that the very thin whisker lines are a bit weak. I think this is because they are thinner than 3 pixels, so the 3x3 erosion almost remove them completely. The advantage of this method is that it is simple and fast. The disadvantage is that thin details can be lost depending on the size of the structuring element.</w:t>
+      </w:r>
+    </w:p>
+    <w:p>
+      <w:r>
+        <w:rPr>
+          <w:b/>
+          <w:sz w:val="24"/>
+        </w:rPr>
+        <w:t>4 Summary</w:t>
       </w:r>
     </w:p>
     <w:p>
@@ -304,7 +355,7 @@
         <w:rPr>
           <w:sz w:val="22"/>
         </w:rPr>
-        <w:t>Finally, to get the boundary I just take the original binary image and minus the eroded image:</w:t>
+        <w:t>The hardest part for me was writing the Otsu threshold by myself. Keeping track of the running weight and running mean for each threshold value was a little confusing at first and I had to test it a few times to get the right number.</w:t>
       </w:r>
     </w:p>
     <w:p>
@@ -315,91 +366,7 @@
         <w:rPr>
           <w:sz w:val="22"/>
         </w:rPr>
-        <w:t xml:space="preserve">        boundary = binary - eroded</w:t>
-      </w:r>
-    </w:p>
-    <w:p>
-      <w:pPr>
-        <w:spacing w:after="120"/>
-      </w:pPr>
-      <w:r>
-        <w:rPr>
-          <w:sz w:val="22"/>
-        </w:rPr>
-        <w:t>This is working because erosion only change the pixels on the edge of the shapes. So when I subtract, only the edge pixels are left, and this edge is exactly the boundary that I am looking for.</w:t>
-      </w:r>
-    </w:p>
-    <w:p>
-      <w:r>
-        <w:rPr>
-          <w:b/>
-          <w:sz w:val="26"/>
-        </w:rPr>
-        <w:t>3  Experiment Results and Analysis</w:t>
-      </w:r>
-    </w:p>
-    <w:p>
-      <w:pPr>
-        <w:spacing w:after="120"/>
-      </w:pPr>
-      <w:r>
-        <w:rPr>
-          <w:sz w:val="22"/>
-        </w:rPr>
-        <w:t>The threshold of 107 worked really well. In the binary image you can clearly see the white cat as foreground and the black cat plus the gray border become background, which is what I expected.</w:t>
-      </w:r>
-    </w:p>
-    <w:p>
-      <w:pPr>
-        <w:spacing w:after="120"/>
-      </w:pPr>
-      <w:r>
-        <w:rPr>
-          <w:sz w:val="22"/>
-        </w:rPr>
-        <w:t>The final boundary image shows a thin white outline around the shapes. You can see the big circle on the outside, the curvy line in the middle where the two cats meet, and also the face and the whiskers of the white cat. The number of boundary pixels I got was 15692.</w:t>
-      </w:r>
-    </w:p>
-    <w:p>
-      <w:pPr>
-        <w:spacing w:after="120"/>
-      </w:pPr>
-      <w:r>
-        <w:rPr>
-          <w:sz w:val="22"/>
-        </w:rPr>
-        <w:t>One thing I noticed is that the very thin whisker lines are a bit weak in the result. I think this is because they are thinner than 3 pixels so the 3x3 erosion almost remove them completely. If I used a smaller structuring element they would show up better, but 3x3 is the normal choice so I kept it.</w:t>
-      </w:r>
-    </w:p>
-    <w:p>
-      <w:r>
-        <w:rPr>
-          <w:b/>
-          <w:sz w:val="26"/>
-        </w:rPr>
-        <w:t>4  Summary</w:t>
-      </w:r>
-    </w:p>
-    <w:p>
-      <w:pPr>
-        <w:spacing w:after="120"/>
-      </w:pPr>
-      <w:r>
-        <w:rPr>
-          <w:sz w:val="22"/>
-        </w:rPr>
-        <w:t>The hardest part for me was writing the Otsu threshold by myself. Keeping track of the running weight and the running mean for each threshold value was a little confusing at first and I had to test it a few times before the number looked correct.</w:t>
-      </w:r>
-    </w:p>
-    <w:p>
-      <w:pPr>
-        <w:spacing w:after="120"/>
-      </w:pPr>
-      <w:r>
-        <w:rPr>
-          <w:sz w:val="22"/>
-        </w:rPr>
-        <w:t>From this project I learned how binarization works and why automatic thresholding is better than just guessing a value. I also understood erosion much better, especially the trick that subtracting the eroded image from the original gives you the boundary directly. Overall it was a good exercise to see how simple morphological operations can do something useful like edge finding.</w:t>
+        <w:t>From this project I learned how binarization works and why automatic thresholding is better than choosing a value by hand. I also understood erosion much better, especially the idea that subtracting the eroded image from the original directly gives the boundary. Overall I think morphological operations are simple but very useful for shape analysis.</w:t>
       </w:r>
     </w:p>
     <w:sectPr>

--- a/project2_solution/report_project2.docx
+++ b/project2_solution/report_project2.docx
@@ -249,7 +249,7 @@
         <w:rPr>
           <w:sz w:val="22"/>
         </w:rPr>
-        <w:t>The first thing is that the picture is grayscale, so it have many gray levels from 0 to 255. But for morphology I need only two values, black and white. So I must choose one threshold number. Every pixel that is bigger than this number become white, and the other pixels become black.</w:t>
+        <w:t>First I binarize the grayscale image. I use Otsu method to find the threshold automatic: it try every value from 0 to 255 and pick the one with the biggest between class variance. For my image the threshold was 107, so every pixel bigger than 107 become white and the rest become black.</w:t>
       </w:r>
     </w:p>
     <w:p>
@@ -260,40 +260,7 @@
         <w:rPr>
           <w:sz w:val="22"/>
         </w:rPr>
-        <w:t>In the beginning I try to choose the threshold by myself, for example 128. But this is not a good way because if the image is more dark or more bright the number is not correct anymore. So I used Otsu method, which can find the good threshold automatic.</w:t>
-      </w:r>
-    </w:p>
-    <w:p>
-      <w:pPr>
-        <w:spacing w:after="120"/>
-      </w:pPr>
-      <w:r>
-        <w:rPr>
-          <w:sz w:val="22"/>
-        </w:rPr>
-        <w:t>The idea of Otsu is like this. For each possible threshold from 0 to 255, it cut the pixels to two group, one is background and other is foreground. Then it calculate how much these two group are separate from each other, this is call the between class variance: variance = w_back * w_fore * (mean_back - mean_fore)^2. The best threshold is the one that give the biggest variance. For my image the best threshold was 107.</w:t>
-      </w:r>
-    </w:p>
-    <w:p>
-      <w:pPr>
-        <w:spacing w:after="120"/>
-      </w:pPr>
-      <w:r>
-        <w:rPr>
-          <w:sz w:val="22"/>
-        </w:rPr>
-        <w:t>After I have the binary image, I use erosion to find the boundary. Erosion is a operation that make the white object a little bit smaller by removing the pixels on the outside layer. The rule is: I look at every pixel and the 8 pixels around it in a 3x3 window. If all the 9 pixels are white, the center pixel stay white. But if even one pixel is black, the center become black.</w:t>
-      </w:r>
-    </w:p>
-    <w:p>
-      <w:pPr>
-        <w:spacing w:after="120"/>
-      </w:pPr>
-      <w:r>
-        <w:rPr>
-          <w:sz w:val="22"/>
-        </w:rPr>
-        <w:t>To get the boundary I subtract the eroded image from the original binary image: boundary = binary - eroded. This is working because erosion only change the pixels on the edge. So after subtract, only the edge pixels are left and this is exactly the boundary I want.</w:t>
+        <w:t>Then I use erosion to find the boundary. For each pixel I check the 3x3 window around it; the pixel stay white only if all 9 pixels are white, otherwise it become black. Finally the boundary is just original minus eroded (boundary = binary - eroded), which leaves only the edge pixels.</w:t>
       </w:r>
     </w:p>
     <w:p>
